--- a/教案生成器/lesson-plan-docx-generator/docs/evidence/issue-73-synthetic-course/artifacts/教案06_项目一：线性结构与受限容器_用栈与循环队列完成表达式和排队模拟.docx
+++ b/教案生成器/lesson-plan-docx-generator/docs/evidence/issue-73-synthetic-course/artifacts/教案06_项目一：线性结构与受限容器_用栈与循环队列完成表达式和排队模拟.docx
@@ -898,6 +898,42 @@
               <w:t>5. 将程序输出和手工状态表逐行核对；测试空队列出队、连续五次入队、满队拒绝、跨末槽回绕及最终FIFO顺序。</w:t>
             </w:r>
           </w:p>
+          <w:p>
+            <w:pPr>
+              <w:jc w:val="left"/>
+              <w:rPr>
+                <w:rFonts w:ascii="仿宋" w:eastAsia="仿宋" w:hAnsi="仿宋"/>
+                <w:sz w:val="24"/>
+                <w:szCs w:val="24"/>
+              </w:rPr>
+            </w:pPr>
+            <w:r>
+              <w:rPr>
+                <w:rFonts w:ascii="仿宋" w:eastAsia="仿宋" w:hAnsi="仿宋" w:hint="eastAsia"/>
+                <w:sz w:val="24"/>
+                <w:szCs w:val="24"/>
+              </w:rPr>
+              <w:t>6. Java字符串索引从0起；普通字符跳过，只校验括号。右括号遇空栈或类型错配时报告该右括号索引；结束仍有左括号时报告栈顶未配对左括号索引。</w:t>
+            </w:r>
+          </w:p>
+          <w:p>
+            <w:pPr>
+              <w:jc w:val="left"/>
+              <w:rPr>
+                <w:rFonts w:ascii="仿宋" w:eastAsia="仿宋" w:hAnsi="仿宋"/>
+                <w:sz w:val="24"/>
+                <w:szCs w:val="24"/>
+              </w:rPr>
+            </w:pPr>
+            <w:r>
+              <w:rPr>
+                <w:rFonts w:ascii="仿宋" w:eastAsia="仿宋" w:hAnsi="仿宋" w:hint="eastAsia"/>
+                <w:sz w:val="24"/>
+                <w:szCs w:val="24"/>
+              </w:rPr>
+              <w:t>7. offer在满队时返回false且front/rear/size/数组不变；poll在空队时返回null且状态不变。front指下一出队槽，rear指下一入队槽。</w:t>
+            </w:r>
+          </w:p>
         </w:tc>
       </w:tr>
       <w:tr>
@@ -1936,6 +1972,26 @@
                 <w:szCs w:val="24"/>
               </w:rPr>
               <w:t>5. 《数据结构（Java版）》第3章目录：栈、队列与营业厅模拟</w:t>
+            </w:r>
+          </w:p>
+          <w:p>
+            <w:pPr>
+              <w:snapToGrid w:val="0"/>
+              <w:ind w:left="240" w:hangingChars="100" w:hanging="240"/>
+              <w:jc w:val="left"/>
+              <w:rPr>
+                <w:rFonts w:ascii="仿宋" w:eastAsia="仿宋" w:hAnsi="仿宋"/>
+                <w:sz w:val="24"/>
+                <w:szCs w:val="24"/>
+              </w:rPr>
+            </w:pPr>
+            <w:r>
+              <w:rPr>
+                <w:rFonts w:ascii="仿宋" w:eastAsia="仿宋" w:hAnsi="仿宋" w:hint="eastAsia"/>
+                <w:sz w:val="24"/>
+                <w:szCs w:val="24"/>
+              </w:rPr>
+              <w:t>6. 运行起点：practice-starters/L06StackQueueLab.java（Java SE 17）</w:t>
             </w:r>
           </w:p>
         </w:tc>
@@ -5255,9 +5311,28 @@
                 <w:sz w:val="24"/>
                 <w:szCs w:val="24"/>
               </w:rPr>
-              <w:t>1. 示范括号逐字符压栈/配对弹栈，再示范长度6数组队列的front/rear更新。</w:t>
+              <w:t>1. 按Java String零起始索引逐字符演示：`([{}])`返回-1，`([)]`在索引2错配，`a+)`在索引2遇无匹配右括号，`((a)`在索引0留下左括号。</w:t>
             </w:r>
             <w:bookmarkEnd w:id="34"/>
+          </w:p>
+          <w:p>
+            <w:pPr>
+              <w:ind w:left="250" w:hangingChars="104" w:hanging="250"/>
+              <w:jc w:val="left"/>
+              <w:rPr>
+                <w:rFonts w:ascii="仿宋" w:eastAsia="仿宋" w:hAnsi="仿宋"/>
+                <w:sz w:val="24"/>
+                <w:szCs w:val="24"/>
+              </w:rPr>
+            </w:pPr>
+            <w:r>
+              <w:rPr>
+                <w:rFonts w:ascii="仿宋" w:eastAsia="仿宋" w:hAnsi="仿宋" w:hint="eastAsia"/>
+                <w:sz w:val="24"/>
+                <w:szCs w:val="24"/>
+              </w:rPr>
+              <w:t>2. 以长度6数组演示：五项入队判满，满队offer不改状态；出队三项后再入队[B-101,B-205]，最终逻辑队列[E-301,E-304,B-101,B-205]、front=3、rear=1、size=4。</w:t>
+            </w:r>
           </w:p>
         </w:tc>
         <w:tc>
@@ -5291,7 +5366,7 @@
                 <w:sz w:val="24"/>
                 <w:szCs w:val="24"/>
               </w:rPr>
-              <w:t>1. 对([)]在错误位置停下；在队列满、出队、rear回绕时显示数组和有效顺序。</w:t>
+              <w:t>1. 逐字符标索引、栈顶和失败原因；逐槽展示长度6、可用5、拒绝操作状态不变及rear回绕。</w:t>
             </w:r>
             <w:bookmarkEnd w:id="35"/>
           </w:p>
@@ -5327,7 +5402,7 @@
                 <w:sz w:val="24"/>
                 <w:szCs w:val="24"/>
               </w:rPr>
-              <w:t>1. 学生同步标出栈顶、失败位置、front/rear以及每步有效元素。</w:t>
+              <w:t>1. 解释四个括号样例的返回索引；把队列每步front/rear/size与有效槽位写在同一张表中。</w:t>
             </w:r>
             <w:bookmarkEnd w:id="36"/>
           </w:p>
@@ -5481,9 +5556,47 @@
                 <w:sz w:val="24"/>
                 <w:szCs w:val="24"/>
               </w:rPr>
-              <w:t>1. 独立实现括号匹配和循环队列，运行四种括号输入与满空/回绕序列。</w:t>
+              <w:t>1. 打开practice-starters/L06StackQueueLab.java；完成括号扫描、RingQueue.offer/poll三个TODO，保留非括号字符跳过及失败索引契约。</w:t>
             </w:r>
             <w:bookmarkEnd w:id="39"/>
+          </w:p>
+          <w:p>
+            <w:pPr>
+              <w:ind w:left="250" w:hangingChars="104" w:hanging="250"/>
+              <w:jc w:val="left"/>
+              <w:rPr>
+                <w:rFonts w:ascii="仿宋" w:eastAsia="仿宋" w:hAnsi="仿宋"/>
+                <w:sz w:val="24"/>
+                <w:szCs w:val="24"/>
+              </w:rPr>
+            </w:pPr>
+            <w:r>
+              <w:rPr>
+                <w:rFonts w:ascii="仿宋" w:eastAsia="仿宋" w:hAnsi="仿宋" w:hint="eastAsia"/>
+                <w:sz w:val="24"/>
+                <w:szCs w:val="24"/>
+              </w:rPr>
+              <w:t>2. 25分钟分配：2分钟核对接口，8分钟完成括号检查，8分钟完成offer/poll，7分钟运行合法/三种失败、空队、满队及回绕断言并修复首错。</w:t>
+            </w:r>
+          </w:p>
+          <w:p>
+            <w:pPr>
+              <w:ind w:left="250" w:hangingChars="104" w:hanging="250"/>
+              <w:jc w:val="left"/>
+              <w:rPr>
+                <w:rFonts w:ascii="仿宋" w:eastAsia="仿宋" w:hAnsi="仿宋"/>
+                <w:sz w:val="24"/>
+                <w:szCs w:val="24"/>
+              </w:rPr>
+            </w:pPr>
+            <w:r>
+              <w:rPr>
+                <w:rFonts w:ascii="仿宋" w:eastAsia="仿宋" w:hAnsi="仿宋" w:hint="eastAsia"/>
+                <w:sz w:val="24"/>
+                <w:szCs w:val="24"/>
+              </w:rPr>
+              <w:t>3. 执行`javac L06StackQueueLab.java &amp;&amp; java L06StackQueueLab`；预期回绕后逻辑顺序[E-301,E-304,B-101,B-205]，front=3、rear=1、size=4。</w:t>
+            </w:r>
           </w:p>
         </w:tc>
         <w:tc>
@@ -5553,7 +5666,7 @@
                 <w:sz w:val="24"/>
                 <w:szCs w:val="24"/>
               </w:rPr>
-              <w:t>1. 学生提交源代码、测试输出和对应手工状态表。</w:t>
+              <w:t>1. 对照手工状态表运行断言；满队offer和空队poll核对physicalSnapshot、逻辑内容、front/rear/size均不变，正常poll后旧槽须清为null。</w:t>
             </w:r>
             <w:bookmarkEnd w:id="41"/>
           </w:p>
@@ -5713,9 +5826,28 @@
                 <w:sz w:val="24"/>
                 <w:szCs w:val="24"/>
               </w:rPr>
-              <w:t>1. 扩展队列场景：五项入队后拒绝第六项；出队三项再加入两个请求，核对回绕后FIFO。</w:t>
+              <w:t>1. 固定事件序列：依次入队[B-101,B-205,B-309,E-301,E-304]；出队前三项；将B-101、B-205作为新请求重新入队。</w:t>
             </w:r>
             <w:bookmarkEnd w:id="44"/>
+          </w:p>
+          <w:p>
+            <w:pPr>
+              <w:ind w:left="250" w:hangingChars="104" w:hanging="250"/>
+              <w:jc w:val="left"/>
+              <w:rPr>
+                <w:rFonts w:ascii="仿宋" w:eastAsia="仿宋" w:hAnsi="仿宋"/>
+                <w:sz w:val="24"/>
+                <w:szCs w:val="24"/>
+              </w:rPr>
+            </w:pPr>
+            <w:r>
+              <w:rPr>
+                <w:rFonts w:ascii="仿宋" w:eastAsia="仿宋" w:hAnsi="仿宋" w:hint="eastAsia"/>
+                <w:sz w:val="24"/>
+                <w:szCs w:val="24"/>
+              </w:rPr>
+              <w:t>2. 核对最终逻辑队列[E-301,E-304,B-101,B-205]、front=3、rear=1、size=4，物理有效槽位为3、4、5、0。</w:t>
+            </w:r>
           </w:p>
         </w:tc>
         <w:tc>
